--- a/templates/09-ai-vision/k3-dieu-khoan-noi-quy-lao-dong-giam-sat.docx
+++ b/templates/09-ai-vision/k3-dieu-khoan-noi-quy-lao-dong-giam-sat.docx
@@ -342,8 +342,15 @@
           <w:sz w:val="26"/>
           <w:szCs w:val="26"/>
         </w:rPr>
-        <w:t xml:space="preserve">Căn cứ </w:t>
-      </w:r>
+        <w:t xml:space="preserve">Căn cứ Bộ luật Lao động số 45/2019/QH14 ngày 20 tháng 11 năm 2019;</w:t>
+      </w:r>
+    </w:p>
+    <w:p>
+      <w:pPr>
+        <w:spacing w:after="120" w:before="0" w:line="276" w:lineRule="auto"/>
+        <w:ind w:firstLine="566"/>
+        <w:jc w:val="both"/>
+      </w:pPr>
       <w:r>
         <w:rPr>
           <w:rFonts w:ascii="Times New Roman" w:cs="Times New Roman" w:eastAsia="Times New Roman" w:hAnsi="Times New Roman"/>
@@ -353,21 +360,8 @@
           <w:iCs/>
           <w:sz w:val="26"/>
           <w:szCs w:val="26"/>
-          <w:highlight w:val="yellow"/>
-        </w:rPr>
-        <w:t xml:space="preserve">Bộ luật Lao động (cần đối chiếu)</w:t>
-      </w:r>
-      <w:r>
-        <w:rPr>
-          <w:rFonts w:ascii="Times New Roman" w:cs="Times New Roman" w:eastAsia="Times New Roman" w:hAnsi="Times New Roman"/>
-          <w:b w:val="false"/>
-          <w:bCs w:val="false"/>
-          <w:i/>
-          <w:iCs/>
-          <w:sz w:val="26"/>
-          <w:szCs w:val="26"/>
-        </w:rPr>
-        <w:t xml:space="preserve">;</w:t>
+        </w:rPr>
+        <w:t xml:space="preserve">Căn cứ Nghị định số 145/2020/NĐ-CP ngày 14 tháng 12 năm 2020 của Chính phủ quy định chi tiết và hướng dẫn thi hành một số điều của Bộ luật Lao động về điều kiện lao động và quan hệ lao động;</w:t>
       </w:r>
     </w:p>
     <w:p>
@@ -668,7 +662,45 @@
           <w:sz w:val="26"/>
           <w:szCs w:val="26"/>
         </w:rPr>
-        <w:t xml:space="preserve"> Quyết định này có hiệu lực từ ngày </w:t>
+        <w:t xml:space="preserve"> Hiệu lực và tổ chức thực hiện</w:t>
+      </w:r>
+    </w:p>
+    <w:p>
+      <w:pPr>
+        <w:spacing w:after="120" w:before="0" w:line="276" w:lineRule="auto"/>
+        <w:ind w:firstLine="566"/>
+        <w:jc w:val="both"/>
+      </w:pPr>
+      <w:r>
+        <w:rPr>
+          <w:rFonts w:ascii="Times New Roman" w:cs="Times New Roman" w:eastAsia="Times New Roman" w:hAnsi="Times New Roman"/>
+          <w:b w:val="false"/>
+          <w:bCs w:val="false"/>
+          <w:i/>
+          <w:iCs/>
+          <w:sz w:val="26"/>
+          <w:szCs w:val="26"/>
+        </w:rPr>
+        <w:t xml:space="preserve">(Phương án 1 — Công ty sử dụng từ 10 người lao động trở lên)</w:t>
+      </w:r>
+    </w:p>
+    <w:p>
+      <w:pPr>
+        <w:spacing w:after="60" w:before="0" w:line="276" w:lineRule="auto"/>
+        <w:ind w:left="453" w:hanging="283"/>
+        <w:jc w:val="both"/>
+      </w:pPr>
+      <w:r>
+        <w:rPr>
+          <w:rFonts w:ascii="Times New Roman" w:cs="Times New Roman" w:eastAsia="Times New Roman" w:hAnsi="Times New Roman"/>
+          <w:b w:val="false"/>
+          <w:bCs w:val="false"/>
+          <w:i w:val="false"/>
+          <w:iCs w:val="false"/>
+          <w:sz w:val="26"/>
+          <w:szCs w:val="26"/>
+        </w:rPr>
+        <w:t xml:space="preserve">1. Quy định ban hành kèm theo Quyết định này có hiệu lực sau 15 ngày kể từ ngày </w:t>
       </w:r>
       <w:r>
         <w:rPr>
@@ -681,6 +713,94 @@
           <w:szCs w:val="26"/>
           <w:highlight w:val="yellow"/>
         </w:rPr>
+        <w:t xml:space="preserve">Sở Nội vụ TP. Hồ Chí Minh</w:t>
+      </w:r>
+      <w:r>
+        <w:rPr>
+          <w:rFonts w:ascii="Times New Roman" w:cs="Times New Roman" w:eastAsia="Times New Roman" w:hAnsi="Times New Roman"/>
+          <w:b w:val="false"/>
+          <w:bCs w:val="false"/>
+          <w:i w:val="false"/>
+          <w:iCs w:val="false"/>
+          <w:sz w:val="26"/>
+          <w:szCs w:val="26"/>
+        </w:rPr>
+        <w:t xml:space="preserve"> nhận được đầy đủ hồ sơ đăng ký nội quy lao động, theo Điều 121 Bộ luật Lao động số 45/2019/QH14. Trong thời hạn 10 ngày kể từ ngày ký Quyết định này, </w:t>
+      </w:r>
+      <w:r>
+        <w:rPr>
+          <w:rFonts w:ascii="Times New Roman" w:cs="Times New Roman" w:eastAsia="Times New Roman" w:hAnsi="Times New Roman"/>
+          <w:b w:val="false"/>
+          <w:bCs w:val="false"/>
+          <w:i w:val="false"/>
+          <w:iCs w:val="false"/>
+          <w:sz w:val="26"/>
+          <w:szCs w:val="26"/>
+          <w:highlight w:val="yellow"/>
+        </w:rPr>
+        <w:t xml:space="preserve">Phòng Hành chính – Nhân sự</w:t>
+      </w:r>
+      <w:r>
+        <w:rPr>
+          <w:rFonts w:ascii="Times New Roman" w:cs="Times New Roman" w:eastAsia="Times New Roman" w:hAnsi="Times New Roman"/>
+          <w:b w:val="false"/>
+          <w:bCs w:val="false"/>
+          <w:i w:val="false"/>
+          <w:iCs w:val="false"/>
+          <w:sz w:val="26"/>
+          <w:szCs w:val="26"/>
+        </w:rPr>
+        <w:t xml:space="preserve"> nộp hồ sơ đăng ký nội quy lao động sửa đổi, bổ sung theo Điều 119, Điều 120 Bộ luật Lao động và thông báo ngày Quy định có hiệu lực cho người lao động.</w:t>
+      </w:r>
+    </w:p>
+    <w:p>
+      <w:pPr>
+        <w:spacing w:after="120" w:before="0" w:line="276" w:lineRule="auto"/>
+        <w:ind w:firstLine="566"/>
+        <w:jc w:val="both"/>
+      </w:pPr>
+      <w:r>
+        <w:rPr>
+          <w:rFonts w:ascii="Times New Roman" w:cs="Times New Roman" w:eastAsia="Times New Roman" w:hAnsi="Times New Roman"/>
+          <w:b w:val="false"/>
+          <w:bCs w:val="false"/>
+          <w:i/>
+          <w:iCs/>
+          <w:sz w:val="26"/>
+          <w:szCs w:val="26"/>
+        </w:rPr>
+        <w:t xml:space="preserve">(Phương án 2 — Công ty sử dụng dưới 10 người lao động)</w:t>
+      </w:r>
+    </w:p>
+    <w:p>
+      <w:pPr>
+        <w:spacing w:after="60" w:before="0" w:line="276" w:lineRule="auto"/>
+        <w:ind w:left="453" w:hanging="283"/>
+        <w:jc w:val="both"/>
+      </w:pPr>
+      <w:r>
+        <w:rPr>
+          <w:rFonts w:ascii="Times New Roman" w:cs="Times New Roman" w:eastAsia="Times New Roman" w:hAnsi="Times New Roman"/>
+          <w:b w:val="false"/>
+          <w:bCs w:val="false"/>
+          <w:i w:val="false"/>
+          <w:iCs w:val="false"/>
+          <w:sz w:val="26"/>
+          <w:szCs w:val="26"/>
+        </w:rPr>
+        <w:t xml:space="preserve">1. Quyết định này và Quy định ban hành kèm theo có hiệu lực từ ngày </w:t>
+      </w:r>
+      <w:r>
+        <w:rPr>
+          <w:rFonts w:ascii="Times New Roman" w:cs="Times New Roman" w:eastAsia="Times New Roman" w:hAnsi="Times New Roman"/>
+          <w:b w:val="false"/>
+          <w:bCs w:val="false"/>
+          <w:i w:val="false"/>
+          <w:iCs w:val="false"/>
+          <w:sz w:val="26"/>
+          <w:szCs w:val="26"/>
+          <w:highlight w:val="yellow"/>
+        </w:rPr>
         <w:t xml:space="preserve">01/10/2026</w:t>
       </w:r>
       <w:r>
@@ -693,7 +813,26 @@
           <w:sz w:val="26"/>
           <w:szCs w:val="26"/>
         </w:rPr>
-        <w:t xml:space="preserve">. </w:t>
+        <w:t xml:space="preserve">.</w:t>
+      </w:r>
+    </w:p>
+    <w:p>
+      <w:pPr>
+        <w:spacing w:after="60" w:before="0" w:line="276" w:lineRule="auto"/>
+        <w:ind w:left="453" w:hanging="283"/>
+        <w:jc w:val="both"/>
+      </w:pPr>
+      <w:r>
+        <w:rPr>
+          <w:rFonts w:ascii="Times New Roman" w:cs="Times New Roman" w:eastAsia="Times New Roman" w:hAnsi="Times New Roman"/>
+          <w:b w:val="false"/>
+          <w:bCs w:val="false"/>
+          <w:i w:val="false"/>
+          <w:iCs w:val="false"/>
+          <w:sz w:val="26"/>
+          <w:szCs w:val="26"/>
+        </w:rPr>
+        <w:t xml:space="preserve">2. </w:t>
       </w:r>
       <w:r>
         <w:rPr>
@@ -718,7 +857,26 @@
           <w:sz w:val="26"/>
           <w:szCs w:val="26"/>
         </w:rPr>
-        <w:t xml:space="preserve"> có trách nhiệm phổ biến Quy định đến từng người lao động, niêm yết tại nơi làm việc, thu Phiếu xác nhận đã được thông báo và thực hiện thủ tục {{đăng ký nội quy lao động sửa đổi, bổ sung theo quy định của pháp luật về lao động/thông báo theo quy định của pháp luật về lao động}}.</w:t>
+        <w:t xml:space="preserve"> có trách nhiệm phổ biến Quy định đến từng người lao động, niêm yết nội dung chính tại nơi làm việc và thu Phiếu xác nhận đã được thông báo.</w:t>
+      </w:r>
+    </w:p>
+    <w:p>
+      <w:pPr>
+        <w:spacing w:after="60" w:before="0" w:line="276" w:lineRule="auto"/>
+        <w:ind w:left="453" w:hanging="283"/>
+        <w:jc w:val="both"/>
+      </w:pPr>
+      <w:r>
+        <w:rPr>
+          <w:rFonts w:ascii="Times New Roman" w:cs="Times New Roman" w:eastAsia="Times New Roman" w:hAnsi="Times New Roman"/>
+          <w:b w:val="false"/>
+          <w:bCs w:val="false"/>
+          <w:i w:val="false"/>
+          <w:iCs w:val="false"/>
+          <w:sz w:val="26"/>
+          <w:szCs w:val="26"/>
+        </w:rPr>
+        <w:t xml:space="preserve">3. Trước ngày Quy định có hiệu lực, Công ty {{không vận hành camera giám sát tại nơi làm việc và không sử dụng nhận diện khuôn mặt cho kiểm soát ra vào, chấm công/chỉ vận hành camera giám sát tại nơi làm việc và nhận diện khuôn mặt sau khi người lao động đã nhận Quy định và ký Phiếu xác nhận đã được thông báo; không xử lý kỷ luật lao động theo Quy định này trước ngày Quy định có hiệu lực}}.</w:t>
       </w:r>
     </w:p>
     <w:p>
@@ -845,6 +1003,49 @@
                 <w:szCs w:val="22"/>
               </w:rPr>
               <w:t xml:space="preserve">- Như Điều 3;</w:t>
+            </w:r>
+          </w:p>
+          <w:p>
+            <w:pPr>
+              <w:spacing w:after="0" w:before="0" w:line="240" w:lineRule="auto"/>
+              <w:jc w:val="left"/>
+            </w:pPr>
+            <w:r>
+              <w:rPr>
+                <w:rFonts w:ascii="Times New Roman" w:cs="Times New Roman" w:eastAsia="Times New Roman" w:hAnsi="Times New Roman"/>
+                <w:b w:val="false"/>
+                <w:bCs w:val="false"/>
+                <w:i w:val="false"/>
+                <w:iCs w:val="false"/>
+                <w:sz w:val="22"/>
+                <w:szCs w:val="22"/>
+              </w:rPr>
+              <w:t xml:space="preserve">- </w:t>
+            </w:r>
+            <w:r>
+              <w:rPr>
+                <w:rFonts w:ascii="Times New Roman" w:cs="Times New Roman" w:eastAsia="Times New Roman" w:hAnsi="Times New Roman"/>
+                <w:b w:val="false"/>
+                <w:bCs w:val="false"/>
+                <w:i w:val="false"/>
+                <w:iCs w:val="false"/>
+                <w:sz w:val="22"/>
+                <w:szCs w:val="22"/>
+                <w:highlight w:val="yellow"/>
+              </w:rPr>
+              <w:t xml:space="preserve">Sở Nội vụ TP. Hồ Chí Minh</w:t>
+            </w:r>
+            <w:r>
+              <w:rPr>
+                <w:rFonts w:ascii="Times New Roman" w:cs="Times New Roman" w:eastAsia="Times New Roman" w:hAnsi="Times New Roman"/>
+                <w:b w:val="false"/>
+                <w:bCs w:val="false"/>
+                <w:i w:val="false"/>
+                <w:iCs w:val="false"/>
+                <w:sz w:val="22"/>
+                <w:szCs w:val="22"/>
+              </w:rPr>
+              <w:t xml:space="preserve"> (hồ sơ đăng ký);</w:t>
             </w:r>
           </w:p>
           <w:p>
@@ -4432,9 +4633,9 @@
         <w:tblLayout w:type="autofit"/>
       </w:tblPr>
       <w:tblGrid>
-        <w:gridCol w:w="1927"/>
-        <w:gridCol w:w="3981"/>
-        <w:gridCol w:w="3117"/>
+        <w:gridCol w:w="2755"/>
+        <w:gridCol w:w="3547"/>
+        <w:gridCol w:w="2723"/>
       </w:tblGrid>
       <w:tr>
         <w:trPr>
@@ -4443,7 +4644,7 @@
         </w:trPr>
         <w:tc>
           <w:tcPr>
-            <w:tcW w:type="dxa" w:w="1927"/>
+            <w:tcW w:type="dxa" w:w="2755"/>
             <w:tcBorders>
               <w:top w:val="single" w:color="000000" w:sz="4"/>
               <w:left w:val="single" w:color="000000" w:sz="4"/>
@@ -4481,7 +4682,7 @@
         </w:tc>
         <w:tc>
           <w:tcPr>
-            <w:tcW w:type="dxa" w:w="3981"/>
+            <w:tcW w:type="dxa" w:w="3547"/>
             <w:tcBorders>
               <w:top w:val="single" w:color="000000" w:sz="4"/>
               <w:left w:val="single" w:color="000000" w:sz="4"/>
@@ -4519,7 +4720,7 @@
         </w:tc>
         <w:tc>
           <w:tcPr>
-            <w:tcW w:type="dxa" w:w="3117"/>
+            <w:tcW w:type="dxa" w:w="2723"/>
             <w:tcBorders>
               <w:top w:val="single" w:color="000000" w:sz="4"/>
               <w:left w:val="single" w:color="000000" w:sz="4"/>
@@ -4563,7 +4764,7 @@
         </w:trPr>
         <w:tc>
           <w:tcPr>
-            <w:tcW w:type="dxa" w:w="1927"/>
+            <w:tcW w:type="dxa" w:w="2755"/>
             <w:tcBorders>
               <w:top w:val="single" w:color="000000" w:sz="4"/>
               <w:left w:val="single" w:color="000000" w:sz="4"/>
@@ -4600,7 +4801,7 @@
         </w:tc>
         <w:tc>
           <w:tcPr>
-            <w:tcW w:type="dxa" w:w="3981"/>
+            <w:tcW w:type="dxa" w:w="3547"/>
             <w:tcBorders>
               <w:top w:val="single" w:color="000000" w:sz="4"/>
               <w:left w:val="single" w:color="000000" w:sz="4"/>
@@ -4650,7 +4851,7 @@
         </w:tc>
         <w:tc>
           <w:tcPr>
-            <w:tcW w:type="dxa" w:w="3117"/>
+            <w:tcW w:type="dxa" w:w="2723"/>
             <w:tcBorders>
               <w:top w:val="single" w:color="000000" w:sz="4"/>
               <w:left w:val="single" w:color="000000" w:sz="4"/>
@@ -4693,7 +4894,7 @@
         </w:trPr>
         <w:tc>
           <w:tcPr>
-            <w:tcW w:type="dxa" w:w="1927"/>
+            <w:tcW w:type="dxa" w:w="2755"/>
             <w:tcBorders>
               <w:top w:val="single" w:color="000000" w:sz="4"/>
               <w:left w:val="single" w:color="000000" w:sz="4"/>
@@ -4730,7 +4931,7 @@
         </w:tc>
         <w:tc>
           <w:tcPr>
-            <w:tcW w:type="dxa" w:w="3981"/>
+            <w:tcW w:type="dxa" w:w="3547"/>
             <w:tcBorders>
               <w:top w:val="single" w:color="000000" w:sz="4"/>
               <w:left w:val="single" w:color="000000" w:sz="4"/>
@@ -4767,7 +4968,7 @@
         </w:tc>
         <w:tc>
           <w:tcPr>
-            <w:tcW w:type="dxa" w:w="3117"/>
+            <w:tcW w:type="dxa" w:w="2723"/>
             <w:tcBorders>
               <w:top w:val="single" w:color="000000" w:sz="4"/>
               <w:left w:val="single" w:color="000000" w:sz="4"/>
@@ -4835,7 +5036,7 @@
         </w:trPr>
         <w:tc>
           <w:tcPr>
-            <w:tcW w:type="dxa" w:w="1927"/>
+            <w:tcW w:type="dxa" w:w="2755"/>
             <w:tcBorders>
               <w:top w:val="single" w:color="000000" w:sz="4"/>
               <w:left w:val="single" w:color="000000" w:sz="4"/>
@@ -4872,7 +5073,7 @@
         </w:tc>
         <w:tc>
           <w:tcPr>
-            <w:tcW w:type="dxa" w:w="3981"/>
+            <w:tcW w:type="dxa" w:w="3547"/>
             <w:tcBorders>
               <w:top w:val="single" w:color="000000" w:sz="4"/>
               <w:left w:val="single" w:color="000000" w:sz="4"/>
@@ -4910,7 +5111,7 @@
         </w:tc>
         <w:tc>
           <w:tcPr>
-            <w:tcW w:type="dxa" w:w="3117"/>
+            <w:tcW w:type="dxa" w:w="2723"/>
             <w:tcBorders>
               <w:top w:val="single" w:color="000000" w:sz="4"/>
               <w:left w:val="single" w:color="000000" w:sz="4"/>
@@ -4953,7 +5154,7 @@
         </w:trPr>
         <w:tc>
           <w:tcPr>
-            <w:tcW w:type="dxa" w:w="1927"/>
+            <w:tcW w:type="dxa" w:w="2755"/>
             <w:tcBorders>
               <w:top w:val="single" w:color="000000" w:sz="4"/>
               <w:left w:val="single" w:color="000000" w:sz="4"/>
@@ -4970,7 +5171,7 @@
           </w:tcPr>
           <w:p>
             <w:pPr>
-              <w:keepNext w:val="false"/>
+              <w:keepNext/>
               <w:spacing w:after="0" w:before="0" w:line="240" w:lineRule="auto"/>
               <w:jc w:val="left"/>
             </w:pPr>
@@ -4984,13 +5185,13 @@
                 <w:sz w:val="24"/>
                 <w:szCs w:val="24"/>
               </w:rPr>
-              <w:t xml:space="preserve">Nhật ký, bảng chấm công</w:t>
+              <w:t xml:space="preserve">Bảng chấm công tổng hợp tháng (đã chốt, dùng để tính lương; không chứa ảnh, dữ liệu khuôn mặt)</w:t>
             </w:r>
           </w:p>
         </w:tc>
         <w:tc>
           <w:tcPr>
-            <w:tcW w:type="dxa" w:w="3981"/>
+            <w:tcW w:type="dxa" w:w="3547"/>
             <w:tcBorders>
               <w:top w:val="single" w:color="000000" w:sz="4"/>
               <w:left w:val="single" w:color="000000" w:sz="4"/>
@@ -5007,7 +5208,7 @@
           </w:tcPr>
           <w:p>
             <w:pPr>
-              <w:keepNext w:val="false"/>
+              <w:keepNext/>
               <w:spacing w:after="0" w:before="0" w:line="240" w:lineRule="auto"/>
               <w:jc w:val="left"/>
             </w:pPr>
@@ -5022,7 +5223,7 @@
                 <w:szCs w:val="24"/>
                 <w:highlight w:val="yellow"/>
               </w:rPr>
-              <w:t xml:space="preserve">Theo quy định pháp luật lao động, kế toán (cần đối chiếu)</w:t>
+              <w:t xml:space="preserve">10 năm kể từ ngày kết thúc kỳ kế toán năm</w:t>
             </w:r>
             <w:r>
               <w:rPr>
@@ -5034,13 +5235,13 @@
                 <w:sz w:val="24"/>
                 <w:szCs w:val="24"/>
               </w:rPr>
-              <w:t xml:space="preserve"> theo quy định của pháp luật về lao động, kế toán</w:t>
+              <w:t xml:space="preserve"> kể từ ngày kết thúc kỳ kế toán năm, theo khoản 5 Điều 41 Luật Kế toán số 88/2015/QH13</w:t>
             </w:r>
           </w:p>
         </w:tc>
         <w:tc>
           <w:tcPr>
-            <w:tcW w:type="dxa" w:w="3117"/>
+            <w:tcW w:type="dxa" w:w="2723"/>
             <w:tcBorders>
               <w:top w:val="single" w:color="000000" w:sz="4"/>
               <w:left w:val="single" w:color="000000" w:sz="4"/>
@@ -5057,7 +5258,7 @@
           </w:tcPr>
           <w:p>
             <w:pPr>
-              <w:keepNext w:val="false"/>
+              <w:keepNext/>
               <w:spacing w:after="0" w:before="0" w:line="240" w:lineRule="auto"/>
               <w:jc w:val="left"/>
             </w:pPr>
@@ -5071,7 +5272,137 @@
                 <w:sz w:val="24"/>
                 <w:szCs w:val="24"/>
               </w:rPr>
-              <w:t xml:space="preserve">Giữ đến hết thời hạn luật định, sau đó xóa</w:t>
+              <w:t xml:space="preserve">Giữ đến hết thời hạn, sau đó hủy</w:t>
+            </w:r>
+          </w:p>
+        </w:tc>
+      </w:tr>
+      <w:tr>
+        <w:trPr>
+          <w:cantSplit/>
+          <w:tblHeader w:val="false"/>
+        </w:trPr>
+        <w:tc>
+          <w:tcPr>
+            <w:tcW w:type="dxa" w:w="2755"/>
+            <w:tcBorders>
+              <w:top w:val="single" w:color="000000" w:sz="4"/>
+              <w:left w:val="single" w:color="000000" w:sz="4"/>
+              <w:bottom w:val="single" w:color="000000" w:sz="4"/>
+              <w:right w:val="single" w:color="000000" w:sz="4"/>
+            </w:tcBorders>
+            <w:tcMar>
+              <w:top w:type="dxa" w:w="30"/>
+              <w:left w:type="dxa" w:w="70"/>
+              <w:bottom w:type="dxa" w:w="30"/>
+              <w:right w:type="dxa" w:w="70"/>
+            </w:tcMar>
+            <w:vAlign w:val="center"/>
+          </w:tcPr>
+          <w:p>
+            <w:pPr>
+              <w:keepNext w:val="false"/>
+              <w:spacing w:after="0" w:before="0" w:line="240" w:lineRule="auto"/>
+              <w:jc w:val="left"/>
+            </w:pPr>
+            <w:r>
+              <w:rPr>
+                <w:rFonts w:ascii="Times New Roman" w:cs="Times New Roman" w:eastAsia="Times New Roman" w:hAnsi="Times New Roman"/>
+                <w:b w:val="false"/>
+                <w:bCs w:val="false"/>
+                <w:i w:val="false"/>
+                <w:iCs w:val="false"/>
+                <w:sz w:val="24"/>
+                <w:szCs w:val="24"/>
+              </w:rPr>
+              <w:t xml:space="preserve">Nhật ký chấm công (từng lượt ghi nhận: mã nhân viên, thời điểm, thiết bị, phương thức xác thực)</w:t>
+            </w:r>
+          </w:p>
+        </w:tc>
+        <w:tc>
+          <w:tcPr>
+            <w:tcW w:type="dxa" w:w="3547"/>
+            <w:tcBorders>
+              <w:top w:val="single" w:color="000000" w:sz="4"/>
+              <w:left w:val="single" w:color="000000" w:sz="4"/>
+              <w:bottom w:val="single" w:color="000000" w:sz="4"/>
+              <w:right w:val="single" w:color="000000" w:sz="4"/>
+            </w:tcBorders>
+            <w:tcMar>
+              <w:top w:type="dxa" w:w="30"/>
+              <w:left w:type="dxa" w:w="70"/>
+              <w:bottom w:type="dxa" w:w="30"/>
+              <w:right w:type="dxa" w:w="70"/>
+            </w:tcMar>
+            <w:vAlign w:val="center"/>
+          </w:tcPr>
+          <w:p>
+            <w:pPr>
+              <w:keepNext w:val="false"/>
+              <w:spacing w:after="0" w:before="0" w:line="240" w:lineRule="auto"/>
+              <w:jc w:val="left"/>
+            </w:pPr>
+            <w:r>
+              <w:rPr>
+                <w:rFonts w:ascii="Times New Roman" w:cs="Times New Roman" w:eastAsia="Times New Roman" w:hAnsi="Times New Roman"/>
+                <w:b w:val="false"/>
+                <w:bCs w:val="false"/>
+                <w:i w:val="false"/>
+                <w:iCs w:val="false"/>
+                <w:sz w:val="24"/>
+                <w:szCs w:val="24"/>
+                <w:highlight w:val="yellow"/>
+              </w:rPr>
+              <w:t xml:space="preserve">24 tháng kể từ ngày kết thúc kỳ trả lương</w:t>
+            </w:r>
+            <w:r>
+              <w:rPr>
+                <w:rFonts w:ascii="Times New Roman" w:cs="Times New Roman" w:eastAsia="Times New Roman" w:hAnsi="Times New Roman"/>
+                <w:b w:val="false"/>
+                <w:bCs w:val="false"/>
+                <w:i w:val="false"/>
+                <w:iCs w:val="false"/>
+                <w:sz w:val="24"/>
+                <w:szCs w:val="24"/>
+              </w:rPr>
+              <w:t xml:space="preserve"> kể từ ngày kết thúc kỳ trả lương tương ứng</w:t>
+            </w:r>
+          </w:p>
+        </w:tc>
+        <w:tc>
+          <w:tcPr>
+            <w:tcW w:type="dxa" w:w="2723"/>
+            <w:tcBorders>
+              <w:top w:val="single" w:color="000000" w:sz="4"/>
+              <w:left w:val="single" w:color="000000" w:sz="4"/>
+              <w:bottom w:val="single" w:color="000000" w:sz="4"/>
+              <w:right w:val="single" w:color="000000" w:sz="4"/>
+            </w:tcBorders>
+            <w:tcMar>
+              <w:top w:type="dxa" w:w="30"/>
+              <w:left w:type="dxa" w:w="70"/>
+              <w:bottom w:type="dxa" w:w="30"/>
+              <w:right w:type="dxa" w:w="70"/>
+            </w:tcMar>
+            <w:vAlign w:val="center"/>
+          </w:tcPr>
+          <w:p>
+            <w:pPr>
+              <w:keepNext w:val="false"/>
+              <w:spacing w:after="0" w:before="0" w:line="240" w:lineRule="auto"/>
+              <w:jc w:val="left"/>
+            </w:pPr>
+            <w:r>
+              <w:rPr>
+                <w:rFonts w:ascii="Times New Roman" w:cs="Times New Roman" w:eastAsia="Times New Roman" w:hAnsi="Times New Roman"/>
+                <w:b w:val="false"/>
+                <w:bCs w:val="false"/>
+                <w:i w:val="false"/>
+                <w:iCs w:val="false"/>
+                <w:sz w:val="24"/>
+                <w:szCs w:val="24"/>
+              </w:rPr>
+              <w:t xml:space="preserve">Giữ đến hết thời hạn theo khoản 2 Điều này, sau đó xóa</w:t>
             </w:r>
           </w:p>
         </w:tc>
@@ -5085,21 +5416,108 @@
     </w:p>
     <w:p>
       <w:pPr>
-        <w:spacing w:after="120" w:before="0" w:line="276" w:lineRule="auto"/>
-        <w:ind w:firstLine="566"/>
-        <w:jc w:val="both"/>
-      </w:pPr>
-      <w:r>
-        <w:rPr>
-          <w:rFonts w:ascii="Times New Roman" w:cs="Times New Roman" w:eastAsia="Times New Roman" w:hAnsi="Times New Roman"/>
-          <w:b w:val="false"/>
-          <w:bCs w:val="false"/>
-          <w:i w:val="false"/>
-          <w:iCs w:val="false"/>
-          <w:sz w:val="26"/>
-          <w:szCs w:val="26"/>
-        </w:rPr>
-        <w:t xml:space="preserve">Chi tiết theo Chính sách lưu trữ, xóa, hủy dữ liệu hệ thống camera và nhận diện của Công ty. Việc xóa được thực hiện bằng biện pháp an toàn, không khôi phục được (khoản 3 Điều 14 Luật Bảo vệ dữ liệu cá nhân).</w:t>
+        <w:spacing w:after="60" w:before="0" w:line="276" w:lineRule="auto"/>
+        <w:ind w:left="453" w:hanging="283"/>
+        <w:jc w:val="both"/>
+      </w:pPr>
+      <w:r>
+        <w:rPr>
+          <w:rFonts w:ascii="Times New Roman" w:cs="Times New Roman" w:eastAsia="Times New Roman" w:hAnsi="Times New Roman"/>
+          <w:b w:val="false"/>
+          <w:bCs w:val="false"/>
+          <w:i w:val="false"/>
+          <w:iCs w:val="false"/>
+          <w:sz w:val="26"/>
+          <w:szCs w:val="26"/>
+        </w:rPr>
+        <w:t xml:space="preserve">1. Chi tiết theo Chính sách lưu trữ, xóa, hủy dữ liệu hệ thống camera và nhận diện của Công ty. Việc xóa được thực hiện bằng biện pháp an toàn, không khôi phục được (khoản 3 Điều 14 Luật Bảo vệ dữ liệu cá nhân).</w:t>
+      </w:r>
+    </w:p>
+    <w:p>
+      <w:pPr>
+        <w:spacing w:after="60" w:before="0" w:line="276" w:lineRule="auto"/>
+        <w:ind w:left="453" w:hanging="283"/>
+        <w:jc w:val="both"/>
+      </w:pPr>
+      <w:r>
+        <w:rPr>
+          <w:rFonts w:ascii="Times New Roman" w:cs="Times New Roman" w:eastAsia="Times New Roman" w:hAnsi="Times New Roman"/>
+          <w:b w:val="false"/>
+          <w:bCs w:val="false"/>
+          <w:i w:val="false"/>
+          <w:iCs w:val="false"/>
+          <w:sz w:val="26"/>
+          <w:szCs w:val="26"/>
+        </w:rPr>
+        <w:t xml:space="preserve">2. Người lao động và Công ty thỏa thuận: nhật ký chấm công được lưu trong </w:t>
+      </w:r>
+      <w:r>
+        <w:rPr>
+          <w:rFonts w:ascii="Times New Roman" w:cs="Times New Roman" w:eastAsia="Times New Roman" w:hAnsi="Times New Roman"/>
+          <w:b w:val="false"/>
+          <w:bCs w:val="false"/>
+          <w:i w:val="false"/>
+          <w:iCs w:val="false"/>
+          <w:sz w:val="26"/>
+          <w:szCs w:val="26"/>
+          <w:highlight w:val="yellow"/>
+        </w:rPr>
+        <w:t xml:space="preserve">24 tháng kể từ ngày kết thúc kỳ trả lương</w:t>
+      </w:r>
+      <w:r>
+        <w:rPr>
+          <w:rFonts w:ascii="Times New Roman" w:cs="Times New Roman" w:eastAsia="Times New Roman" w:hAnsi="Times New Roman"/>
+          <w:b w:val="false"/>
+          <w:bCs w:val="false"/>
+          <w:i w:val="false"/>
+          <w:iCs w:val="false"/>
+          <w:sz w:val="26"/>
+          <w:szCs w:val="26"/>
+        </w:rPr>
+        <w:t xml:space="preserve"> kể từ ngày kết thúc kỳ trả lương tương ứng, </w:t>
+      </w:r>
+      <w:r>
+        <w:rPr>
+          <w:rFonts w:ascii="Times New Roman" w:cs="Times New Roman" w:eastAsia="Times New Roman" w:hAnsi="Times New Roman"/>
+          <w:b/>
+          <w:bCs/>
+          <w:i w:val="false"/>
+          <w:iCs w:val="false"/>
+          <w:sz w:val="26"/>
+          <w:szCs w:val="26"/>
+        </w:rPr>
+        <w:t xml:space="preserve">kể cả sau khi chấm dứt hợp đồng lao động</w:t>
+      </w:r>
+      <w:r>
+        <w:rPr>
+          <w:rFonts w:ascii="Times New Roman" w:cs="Times New Roman" w:eastAsia="Times New Roman" w:hAnsi="Times New Roman"/>
+          <w:b w:val="false"/>
+          <w:bCs w:val="false"/>
+          <w:i w:val="false"/>
+          <w:iCs w:val="false"/>
+          <w:sz w:val="26"/>
+          <w:szCs w:val="26"/>
+        </w:rPr>
+        <w:t xml:space="preserve">, để giải quyết khiếu nại, tranh chấp về tiền lương, thời giờ làm việc. Hết thời hạn, Công ty xóa nhật ký, trừ phần đang được giữ lại vì khiếu nại, tranh chấp đang giải quyết hoặc theo yêu cầu bằng văn bản của cơ quan nhà nước có thẩm quyền.</w:t>
+      </w:r>
+    </w:p>
+    <w:p>
+      <w:pPr>
+        <w:spacing w:after="60" w:before="0" w:line="276" w:lineRule="auto"/>
+        <w:ind w:left="453" w:hanging="283"/>
+        <w:jc w:val="both"/>
+      </w:pPr>
+      <w:r>
+        <w:rPr>
+          <w:rFonts w:ascii="Times New Roman" w:cs="Times New Roman" w:eastAsia="Times New Roman" w:hAnsi="Times New Roman"/>
+          <w:b w:val="false"/>
+          <w:bCs w:val="false"/>
+          <w:i w:val="false"/>
+          <w:iCs w:val="false"/>
+          <w:sz w:val="26"/>
+          <w:szCs w:val="26"/>
+        </w:rPr>
+        <w:t xml:space="preserve">3. Dữ liệu khuôn mặt được lưu tách khỏi bảng chấm công và nhật ký chấm công. Việc xóa dữ liệu khuôn mặt không làm mất bảng chấm công, nhật ký chấm công.</w:t>
       </w:r>
     </w:p>
     <w:p>
@@ -6252,7 +6670,7 @@
           <w:sz w:val="26"/>
           <w:szCs w:val="26"/>
         </w:rPr>
-        <w:t xml:space="preserve">(Dùng khi chưa sửa Nội quy lao động. Chèn vào phụ lục hợp đồng lao động số ........ ngày ........ giữa </w:t>
+        <w:t xml:space="preserve">(Dùng khi Công ty sử dụng dưới 10 người lao động và không có nội quy lao động bằng văn bản (khoản 1 Điều 69 Nghị định số 145/2020/NĐ-CP), trong thời gian chờ Quy định có hiệu lực, hoặc để ghi nhận thỏa thuận về thời hạn lưu nhật ký chấm công. Chèn vào phụ lục hợp đồng lao động số ........ ngày ........ giữa </w:t>
       </w:r>
       <w:r>
         <w:rPr>
@@ -6503,7 +6921,57 @@
           <w:sz w:val="26"/>
           <w:szCs w:val="26"/>
         </w:rPr>
-        <w:t xml:space="preserve">; nhật ký chấm công được lưu theo thời hạn pháp luật quy định rồi xóa.</w:t>
+        <w:t xml:space="preserve">. Bảng chấm công tổng hợp tháng được lưu </w:t>
+      </w:r>
+      <w:r>
+        <w:rPr>
+          <w:rFonts w:ascii="Times New Roman" w:cs="Times New Roman" w:eastAsia="Times New Roman" w:hAnsi="Times New Roman"/>
+          <w:b w:val="false"/>
+          <w:bCs w:val="false"/>
+          <w:i w:val="false"/>
+          <w:iCs w:val="false"/>
+          <w:sz w:val="26"/>
+          <w:szCs w:val="26"/>
+          <w:highlight w:val="yellow"/>
+        </w:rPr>
+        <w:t xml:space="preserve">10 năm kể từ ngày kết thúc kỳ kế toán năm</w:t>
+      </w:r>
+      <w:r>
+        <w:rPr>
+          <w:rFonts w:ascii="Times New Roman" w:cs="Times New Roman" w:eastAsia="Times New Roman" w:hAnsi="Times New Roman"/>
+          <w:b w:val="false"/>
+          <w:bCs w:val="false"/>
+          <w:i w:val="false"/>
+          <w:iCs w:val="false"/>
+          <w:sz w:val="26"/>
+          <w:szCs w:val="26"/>
+        </w:rPr>
+        <w:t xml:space="preserve"> kể từ ngày kết thúc kỳ kế toán năm theo khoản 5 Điều 41 Luật Kế toán số 88/2015/QH13. Người lao động đồng ý Công ty lưu nhật ký chấm công trong </w:t>
+      </w:r>
+      <w:r>
+        <w:rPr>
+          <w:rFonts w:ascii="Times New Roman" w:cs="Times New Roman" w:eastAsia="Times New Roman" w:hAnsi="Times New Roman"/>
+          <w:b w:val="false"/>
+          <w:bCs w:val="false"/>
+          <w:i w:val="false"/>
+          <w:iCs w:val="false"/>
+          <w:sz w:val="26"/>
+          <w:szCs w:val="26"/>
+          <w:highlight w:val="yellow"/>
+        </w:rPr>
+        <w:t xml:space="preserve">24 tháng kể từ ngày kết thúc kỳ trả lương</w:t>
+      </w:r>
+      <w:r>
+        <w:rPr>
+          <w:rFonts w:ascii="Times New Roman" w:cs="Times New Roman" w:eastAsia="Times New Roman" w:hAnsi="Times New Roman"/>
+          <w:b w:val="false"/>
+          <w:bCs w:val="false"/>
+          <w:i w:val="false"/>
+          <w:iCs w:val="false"/>
+          <w:sz w:val="26"/>
+          <w:szCs w:val="26"/>
+        </w:rPr>
+        <w:t xml:space="preserve"> kể từ ngày kết thúc kỳ trả lương tương ứng, kể cả sau khi chấm dứt hợp đồng lao động. Hết các thời hạn này, Công ty xóa, hủy dữ liệu.</w:t>
       </w:r>
     </w:p>
     <w:p>
